--- a/DR/резюме.docx
+++ b/DR/резюме.docx
@@ -212,7 +212,61 @@
           <w:szCs w:val="24"/>
           <w:lang w:eastAsia="bg-BG"/>
         </w:rPr>
-        <w:t> Задачите включват проектиране на стабилно шаси, изграждане на надеждна енергийна система и програмиране на микроконтролерно управление. Паралелно с това се разработва сървърна част за безжична комуникация и визуализация.</w:t>
+        <w:t> </w:t>
+      </w:r>
+      <w:r>
+        <w:rPr>
+          <w:rFonts w:ascii="Segoe UI" w:eastAsia="Times New Roman" w:hAnsi="Segoe UI" w:cs="Segoe UI"/>
+          <w:sz w:val="24"/>
+          <w:szCs w:val="24"/>
+          <w:lang w:eastAsia="bg-BG"/>
+        </w:rPr>
+        <w:t>На базата</w:t>
+      </w:r>
+      <w:r>
+        <w:rPr>
+          <w:rFonts w:ascii="Segoe UI" w:eastAsia="Times New Roman" w:hAnsi="Segoe UI" w:cs="Segoe UI"/>
+          <w:sz w:val="24"/>
+          <w:szCs w:val="24"/>
+          <w:lang w:eastAsia="bg-BG"/>
+        </w:rPr>
+        <w:t xml:space="preserve"> на</w:t>
+      </w:r>
+      <w:r>
+        <w:rPr>
+          <w:rFonts w:ascii="Segoe UI" w:eastAsia="Times New Roman" w:hAnsi="Segoe UI" w:cs="Segoe UI"/>
+          <w:sz w:val="24"/>
+          <w:szCs w:val="24"/>
+          <w:lang w:eastAsia="bg-BG"/>
+        </w:rPr>
+        <w:t xml:space="preserve"> налично</w:t>
+      </w:r>
+      <w:r>
+        <w:rPr>
+          <w:rFonts w:ascii="Segoe UI" w:eastAsia="Times New Roman" w:hAnsi="Segoe UI" w:cs="Segoe UI"/>
+          <w:sz w:val="24"/>
+          <w:szCs w:val="24"/>
+          <w:lang w:eastAsia="bg-BG"/>
+        </w:rPr>
+        <w:t xml:space="preserve"> стаби</w:t>
+      </w:r>
+      <w:r>
+        <w:rPr>
+          <w:rFonts w:ascii="Segoe UI" w:eastAsia="Times New Roman" w:hAnsi="Segoe UI" w:cs="Segoe UI"/>
+          <w:sz w:val="24"/>
+          <w:szCs w:val="24"/>
+          <w:lang w:eastAsia="bg-BG"/>
+        </w:rPr>
+        <w:t>лно шаси, изграждане на сигорна</w:t>
+      </w:r>
+      <w:r>
+        <w:rPr>
+          <w:rFonts w:ascii="Segoe UI" w:eastAsia="Times New Roman" w:hAnsi="Segoe UI" w:cs="Segoe UI"/>
+          <w:sz w:val="24"/>
+          <w:szCs w:val="24"/>
+          <w:lang w:eastAsia="bg-BG"/>
+        </w:rPr>
+        <w:t xml:space="preserve"> енергийна система и програмиране на микроконтролерно управление. Паралелно с това се разработва сървърна част за безжична комуникация и визуализация.</w:t>
       </w:r>
     </w:p>
     <w:p>
@@ -448,56 +502,6 @@
           <w:lang w:eastAsia="bg-BG"/>
         </w:rPr>
       </w:pPr>
-      <w:r>
-        <w:rPr>
-          <w:rFonts w:ascii="Segoe UI" w:eastAsia="Times New Roman" w:hAnsi="Segoe UI" w:cs="Segoe UI"/>
-          <w:b/>
-          <w:bCs/>
-          <w:sz w:val="27"/>
-          <w:szCs w:val="27"/>
-          <w:lang w:eastAsia="bg-BG"/>
-        </w:rPr>
-        <w:t>Слайд 7: Комуникационен интерфейс</w:t>
-      </w:r>
-    </w:p>
-    <w:p>
-      <w:pPr>
-        <w:pBdr>
-          <w:top w:val="single" w:sz="2" w:space="0" w:color="E5E7EB"/>
-          <w:left w:val="single" w:sz="2" w:space="0" w:color="E5E7EB"/>
-          <w:bottom w:val="single" w:sz="2" w:space="0" w:color="E5E7EB"/>
-          <w:right w:val="single" w:sz="2" w:space="0" w:color="E5E7EB"/>
-        </w:pBdr>
-        <w:shd w:val="clear" w:color="auto" w:fill="FFFFFF"/>
-        <w:spacing w:after="150" w:line="240" w:lineRule="auto"/>
-        <w:rPr>
-          <w:rFonts w:ascii="Segoe UI" w:eastAsia="Times New Roman" w:hAnsi="Segoe UI" w:cs="Segoe UI"/>
-          <w:sz w:val="24"/>
-          <w:szCs w:val="24"/>
-          <w:lang w:eastAsia="bg-BG"/>
-        </w:rPr>
-      </w:pPr>
-      <w:r>
-        <w:rPr>
-          <w:rFonts w:ascii="Segoe UI" w:eastAsia="Times New Roman" w:hAnsi="Segoe UI" w:cs="Segoe UI"/>
-          <w:b/>
-          <w:bCs/>
-          <w:sz w:val="24"/>
-          <w:szCs w:val="24"/>
-          <w:bdr w:val="single" w:sz="2" w:space="0" w:color="E5E7EB" w:frame="1"/>
-          <w:lang w:eastAsia="bg-BG"/>
-        </w:rPr>
-        <w:t>Текст:</w:t>
-      </w:r>
-      <w:r>
-        <w:rPr>
-          <w:rFonts w:ascii="Segoe UI" w:eastAsia="Times New Roman" w:hAnsi="Segoe UI" w:cs="Segoe UI"/>
-          <w:sz w:val="24"/>
-          <w:szCs w:val="24"/>
-          <w:lang w:eastAsia="bg-BG"/>
-        </w:rPr>
-        <w:t> Връзката между управляващото устройство и робота се осъществява чрез Bluetooth технология. Това осигурява стабилен безжичен канал за предаване на данни без нужда от сложна мрежова инфраструктура.</w:t>
-      </w:r>
     </w:p>
     <w:p>
       <w:pPr>
@@ -519,57 +523,6 @@
           <w:lang w:eastAsia="bg-BG"/>
         </w:rPr>
       </w:pPr>
-      <w:r>
-        <w:rPr>
-          <w:rFonts w:ascii="Segoe UI" w:eastAsia="Times New Roman" w:hAnsi="Segoe UI" w:cs="Segoe UI"/>
-          <w:b/>
-          <w:bCs/>
-          <w:sz w:val="27"/>
-          <w:szCs w:val="27"/>
-          <w:lang w:eastAsia="bg-BG"/>
-        </w:rPr>
-        <w:lastRenderedPageBreak/>
-        <w:t>Слайд 8: Сървърно приложение (Django)</w:t>
-      </w:r>
-    </w:p>
-    <w:p>
-      <w:pPr>
-        <w:pBdr>
-          <w:top w:val="single" w:sz="2" w:space="0" w:color="E5E7EB"/>
-          <w:left w:val="single" w:sz="2" w:space="0" w:color="E5E7EB"/>
-          <w:bottom w:val="single" w:sz="2" w:space="0" w:color="E5E7EB"/>
-          <w:right w:val="single" w:sz="2" w:space="0" w:color="E5E7EB"/>
-        </w:pBdr>
-        <w:shd w:val="clear" w:color="auto" w:fill="FFFFFF"/>
-        <w:spacing w:after="150" w:line="240" w:lineRule="auto"/>
-        <w:rPr>
-          <w:rFonts w:ascii="Segoe UI" w:eastAsia="Times New Roman" w:hAnsi="Segoe UI" w:cs="Segoe UI"/>
-          <w:sz w:val="24"/>
-          <w:szCs w:val="24"/>
-          <w:lang w:eastAsia="bg-BG"/>
-        </w:rPr>
-      </w:pPr>
-      <w:r>
-        <w:rPr>
-          <w:rFonts w:ascii="Segoe UI" w:eastAsia="Times New Roman" w:hAnsi="Segoe UI" w:cs="Segoe UI"/>
-          <w:b/>
-          <w:bCs/>
-          <w:sz w:val="24"/>
-          <w:szCs w:val="24"/>
-          <w:bdr w:val="single" w:sz="2" w:space="0" w:color="E5E7EB" w:frame="1"/>
-          <w:lang w:eastAsia="bg-BG"/>
-        </w:rPr>
-        <w:t>Текст:</w:t>
-      </w:r>
-      <w:r>
-        <w:rPr>
-          <w:rFonts w:ascii="Segoe UI" w:eastAsia="Times New Roman" w:hAnsi="Segoe UI" w:cs="Segoe UI"/>
-          <w:sz w:val="24"/>
-          <w:szCs w:val="24"/>
-          <w:lang w:eastAsia="bg-BG"/>
-        </w:rPr>
-        <w:t> Разработено е мощно сървърно приложение, използващо софтуерната рамка Django. То служи като мост между потребителския уеб браузър и Bluetooth комуникацията към робота.</w:t>
-      </w:r>
     </w:p>
     <w:p>
       <w:pPr>
@@ -591,56 +544,6 @@
           <w:lang w:eastAsia="bg-BG"/>
         </w:rPr>
       </w:pPr>
-      <w:r>
-        <w:rPr>
-          <w:rFonts w:ascii="Segoe UI" w:eastAsia="Times New Roman" w:hAnsi="Segoe UI" w:cs="Segoe UI"/>
-          <w:b/>
-          <w:bCs/>
-          <w:sz w:val="27"/>
-          <w:szCs w:val="27"/>
-          <w:lang w:eastAsia="bg-BG"/>
-        </w:rPr>
-        <w:t>Слайд 9: Потребителски уеб интерфейс</w:t>
-      </w:r>
-    </w:p>
-    <w:p>
-      <w:pPr>
-        <w:pBdr>
-          <w:top w:val="single" w:sz="2" w:space="0" w:color="E5E7EB"/>
-          <w:left w:val="single" w:sz="2" w:space="0" w:color="E5E7EB"/>
-          <w:bottom w:val="single" w:sz="2" w:space="0" w:color="E5E7EB"/>
-          <w:right w:val="single" w:sz="2" w:space="0" w:color="E5E7EB"/>
-        </w:pBdr>
-        <w:shd w:val="clear" w:color="auto" w:fill="FFFFFF"/>
-        <w:spacing w:after="150" w:line="240" w:lineRule="auto"/>
-        <w:rPr>
-          <w:rFonts w:ascii="Segoe UI" w:eastAsia="Times New Roman" w:hAnsi="Segoe UI" w:cs="Segoe UI"/>
-          <w:sz w:val="24"/>
-          <w:szCs w:val="24"/>
-          <w:lang w:eastAsia="bg-BG"/>
-        </w:rPr>
-      </w:pPr>
-      <w:r>
-        <w:rPr>
-          <w:rFonts w:ascii="Segoe UI" w:eastAsia="Times New Roman" w:hAnsi="Segoe UI" w:cs="Segoe UI"/>
-          <w:b/>
-          <w:bCs/>
-          <w:sz w:val="24"/>
-          <w:szCs w:val="24"/>
-          <w:bdr w:val="single" w:sz="2" w:space="0" w:color="E5E7EB" w:frame="1"/>
-          <w:lang w:eastAsia="bg-BG"/>
-        </w:rPr>
-        <w:t>Текст:</w:t>
-      </w:r>
-      <w:r>
-        <w:rPr>
-          <w:rFonts w:ascii="Segoe UI" w:eastAsia="Times New Roman" w:hAnsi="Segoe UI" w:cs="Segoe UI"/>
-          <w:sz w:val="24"/>
-          <w:szCs w:val="24"/>
-          <w:lang w:eastAsia="bg-BG"/>
-        </w:rPr>
-        <w:t> Създаден е интуитивен графичен интерфейс, достъпен през всеки съвременен уеб браузър. Потребителят може да контролира движението на платформата чрез виртуални бутони в реално време.</w:t>
-      </w:r>
     </w:p>
     <w:p>
       <w:pPr>
@@ -662,56 +565,6 @@
           <w:lang w:eastAsia="bg-BG"/>
         </w:rPr>
       </w:pPr>
-      <w:r>
-        <w:rPr>
-          <w:rFonts w:ascii="Segoe UI" w:eastAsia="Times New Roman" w:hAnsi="Segoe UI" w:cs="Segoe UI"/>
-          <w:b/>
-          <w:bCs/>
-          <w:sz w:val="27"/>
-          <w:szCs w:val="27"/>
-          <w:lang w:eastAsia="bg-BG"/>
-        </w:rPr>
-        <w:t>Слайд 10: Алгоритъм на работа</w:t>
-      </w:r>
-    </w:p>
-    <w:p>
-      <w:pPr>
-        <w:pBdr>
-          <w:top w:val="single" w:sz="2" w:space="0" w:color="E5E7EB"/>
-          <w:left w:val="single" w:sz="2" w:space="0" w:color="E5E7EB"/>
-          <w:bottom w:val="single" w:sz="2" w:space="0" w:color="E5E7EB"/>
-          <w:right w:val="single" w:sz="2" w:space="0" w:color="E5E7EB"/>
-        </w:pBdr>
-        <w:shd w:val="clear" w:color="auto" w:fill="FFFFFF"/>
-        <w:spacing w:after="150" w:line="240" w:lineRule="auto"/>
-        <w:rPr>
-          <w:rFonts w:ascii="Segoe UI" w:eastAsia="Times New Roman" w:hAnsi="Segoe UI" w:cs="Segoe UI"/>
-          <w:sz w:val="24"/>
-          <w:szCs w:val="24"/>
-          <w:lang w:eastAsia="bg-BG"/>
-        </w:rPr>
-      </w:pPr>
-      <w:r>
-        <w:rPr>
-          <w:rFonts w:ascii="Segoe UI" w:eastAsia="Times New Roman" w:hAnsi="Segoe UI" w:cs="Segoe UI"/>
-          <w:b/>
-          <w:bCs/>
-          <w:sz w:val="24"/>
-          <w:szCs w:val="24"/>
-          <w:bdr w:val="single" w:sz="2" w:space="0" w:color="E5E7EB" w:frame="1"/>
-          <w:lang w:eastAsia="bg-BG"/>
-        </w:rPr>
-        <w:t>Текст:</w:t>
-      </w:r>
-      <w:r>
-        <w:rPr>
-          <w:rFonts w:ascii="Segoe UI" w:eastAsia="Times New Roman" w:hAnsi="Segoe UI" w:cs="Segoe UI"/>
-          <w:sz w:val="24"/>
-          <w:szCs w:val="24"/>
-          <w:lang w:eastAsia="bg-BG"/>
-        </w:rPr>
-        <w:t> Системата работи чрез приемане на HTTP заявки от браузъра, които сървърът преобразува в команди и изпраща към Bluetooth модула на робота. Arduino интерпретира тези команди и активира съответните задвижващи механизми.</w:t>
-      </w:r>
     </w:p>
     <w:p>
       <w:pPr>
@@ -733,16 +586,19 @@
           <w:lang w:eastAsia="bg-BG"/>
         </w:rPr>
       </w:pPr>
-      <w:r>
-        <w:rPr>
-          <w:rFonts w:ascii="Segoe UI" w:eastAsia="Times New Roman" w:hAnsi="Segoe UI" w:cs="Segoe UI"/>
-          <w:b/>
-          <w:bCs/>
-          <w:sz w:val="27"/>
-          <w:szCs w:val="27"/>
-          <w:lang w:eastAsia="bg-BG"/>
-        </w:rPr>
-        <w:t>Слайд 11: Тестове и резултати</w:t>
+      <w:bookmarkStart w:id="0" w:name="_GoBack"/>
+      <w:bookmarkEnd w:id="0"/>
+      <w:r>
+        <w:rPr>
+          <w:rFonts w:ascii="Segoe UI" w:eastAsia="Times New Roman" w:hAnsi="Segoe UI" w:cs="Segoe UI"/>
+          <w:b/>
+          <w:bCs/>
+          <w:sz w:val="27"/>
+          <w:szCs w:val="27"/>
+          <w:lang w:eastAsia="bg-BG"/>
+        </w:rPr>
+        <w:lastRenderedPageBreak/>
+        <w:t>Слайд 7: Комуникационен интерфейс</w:t>
       </w:r>
     </w:p>
     <w:p>
@@ -781,7 +637,7 @@
           <w:szCs w:val="24"/>
           <w:lang w:eastAsia="bg-BG"/>
         </w:rPr>
-        <w:t> Проведените тестове потвърждават високата надеждност на системата и ниското времезакъснение при изпълнение на командите. Оценени са стабилността на връзката и издръжливостта на захранващия блок при натоварване.</w:t>
+        <w:t> Връзката между управляващото устройство и робота се осъществява чрез Bluetooth технология. Това осигурява стабилен безжичен канал за предаване на данни без нужда от сложна мрежова инфраструктура.</w:t>
       </w:r>
     </w:p>
     <w:p>
@@ -804,6 +660,311 @@
           <w:lang w:eastAsia="bg-BG"/>
         </w:rPr>
       </w:pPr>
+    </w:p>
+    <w:p>
+      <w:pPr>
+        <w:pBdr>
+          <w:top w:val="single" w:sz="2" w:space="0" w:color="E5E7EB"/>
+          <w:left w:val="single" w:sz="2" w:space="0" w:color="E5E7EB"/>
+          <w:bottom w:val="single" w:sz="2" w:space="0" w:color="E5E7EB"/>
+          <w:right w:val="single" w:sz="2" w:space="0" w:color="E5E7EB"/>
+        </w:pBdr>
+        <w:shd w:val="clear" w:color="auto" w:fill="FFFFFF"/>
+        <w:spacing w:before="288" w:after="144" w:line="240" w:lineRule="auto"/>
+        <w:outlineLvl w:val="2"/>
+        <w:rPr>
+          <w:rFonts w:ascii="Segoe UI" w:eastAsia="Times New Roman" w:hAnsi="Segoe UI" w:cs="Segoe UI"/>
+          <w:b/>
+          <w:bCs/>
+          <w:sz w:val="27"/>
+          <w:szCs w:val="27"/>
+          <w:lang w:eastAsia="bg-BG"/>
+        </w:rPr>
+      </w:pPr>
+      <w:r>
+        <w:rPr>
+          <w:rFonts w:ascii="Segoe UI" w:eastAsia="Times New Roman" w:hAnsi="Segoe UI" w:cs="Segoe UI"/>
+          <w:b/>
+          <w:bCs/>
+          <w:sz w:val="27"/>
+          <w:szCs w:val="27"/>
+          <w:lang w:eastAsia="bg-BG"/>
+        </w:rPr>
+        <w:t>Слайд 8: Сървърно приложение (Django)</w:t>
+      </w:r>
+    </w:p>
+    <w:p>
+      <w:pPr>
+        <w:pBdr>
+          <w:top w:val="single" w:sz="2" w:space="0" w:color="E5E7EB"/>
+          <w:left w:val="single" w:sz="2" w:space="0" w:color="E5E7EB"/>
+          <w:bottom w:val="single" w:sz="2" w:space="0" w:color="E5E7EB"/>
+          <w:right w:val="single" w:sz="2" w:space="0" w:color="E5E7EB"/>
+        </w:pBdr>
+        <w:shd w:val="clear" w:color="auto" w:fill="FFFFFF"/>
+        <w:spacing w:after="150" w:line="240" w:lineRule="auto"/>
+        <w:rPr>
+          <w:rFonts w:ascii="Segoe UI" w:eastAsia="Times New Roman" w:hAnsi="Segoe UI" w:cs="Segoe UI"/>
+          <w:sz w:val="24"/>
+          <w:szCs w:val="24"/>
+          <w:lang w:eastAsia="bg-BG"/>
+        </w:rPr>
+      </w:pPr>
+      <w:r>
+        <w:rPr>
+          <w:rFonts w:ascii="Segoe UI" w:eastAsia="Times New Roman" w:hAnsi="Segoe UI" w:cs="Segoe UI"/>
+          <w:b/>
+          <w:bCs/>
+          <w:sz w:val="24"/>
+          <w:szCs w:val="24"/>
+          <w:bdr w:val="single" w:sz="2" w:space="0" w:color="E5E7EB" w:frame="1"/>
+          <w:lang w:eastAsia="bg-BG"/>
+        </w:rPr>
+        <w:t>Текст:</w:t>
+      </w:r>
+      <w:r>
+        <w:rPr>
+          <w:rFonts w:ascii="Segoe UI" w:eastAsia="Times New Roman" w:hAnsi="Segoe UI" w:cs="Segoe UI"/>
+          <w:sz w:val="24"/>
+          <w:szCs w:val="24"/>
+          <w:lang w:eastAsia="bg-BG"/>
+        </w:rPr>
+        <w:t> Разработено е мощно сървърно приложение, използващо софтуерната рамка Django. То служи като мост между потребителския уеб браузър и Bluetooth комуникацията към робота.</w:t>
+      </w:r>
+    </w:p>
+    <w:p>
+      <w:pPr>
+        <w:pBdr>
+          <w:top w:val="single" w:sz="2" w:space="0" w:color="E5E7EB"/>
+          <w:left w:val="single" w:sz="2" w:space="0" w:color="E5E7EB"/>
+          <w:bottom w:val="single" w:sz="2" w:space="0" w:color="E5E7EB"/>
+          <w:right w:val="single" w:sz="2" w:space="0" w:color="E5E7EB"/>
+        </w:pBdr>
+        <w:shd w:val="clear" w:color="auto" w:fill="FFFFFF"/>
+        <w:spacing w:before="288" w:after="144" w:line="240" w:lineRule="auto"/>
+        <w:outlineLvl w:val="2"/>
+        <w:rPr>
+          <w:rFonts w:ascii="Segoe UI" w:eastAsia="Times New Roman" w:hAnsi="Segoe UI" w:cs="Segoe UI"/>
+          <w:b/>
+          <w:bCs/>
+          <w:sz w:val="27"/>
+          <w:szCs w:val="27"/>
+          <w:lang w:eastAsia="bg-BG"/>
+        </w:rPr>
+      </w:pPr>
+      <w:r>
+        <w:rPr>
+          <w:rFonts w:ascii="Segoe UI" w:eastAsia="Times New Roman" w:hAnsi="Segoe UI" w:cs="Segoe UI"/>
+          <w:b/>
+          <w:bCs/>
+          <w:sz w:val="27"/>
+          <w:szCs w:val="27"/>
+          <w:lang w:eastAsia="bg-BG"/>
+        </w:rPr>
+        <w:t>Слайд 9: Потребителски уеб интерфейс</w:t>
+      </w:r>
+    </w:p>
+    <w:p>
+      <w:pPr>
+        <w:pBdr>
+          <w:top w:val="single" w:sz="2" w:space="0" w:color="E5E7EB"/>
+          <w:left w:val="single" w:sz="2" w:space="0" w:color="E5E7EB"/>
+          <w:bottom w:val="single" w:sz="2" w:space="0" w:color="E5E7EB"/>
+          <w:right w:val="single" w:sz="2" w:space="0" w:color="E5E7EB"/>
+        </w:pBdr>
+        <w:shd w:val="clear" w:color="auto" w:fill="FFFFFF"/>
+        <w:spacing w:after="150" w:line="240" w:lineRule="auto"/>
+        <w:rPr>
+          <w:rFonts w:ascii="Segoe UI" w:eastAsia="Times New Roman" w:hAnsi="Segoe UI" w:cs="Segoe UI"/>
+          <w:sz w:val="24"/>
+          <w:szCs w:val="24"/>
+          <w:lang w:eastAsia="bg-BG"/>
+        </w:rPr>
+      </w:pPr>
+      <w:r>
+        <w:rPr>
+          <w:rFonts w:ascii="Segoe UI" w:eastAsia="Times New Roman" w:hAnsi="Segoe UI" w:cs="Segoe UI"/>
+          <w:b/>
+          <w:bCs/>
+          <w:sz w:val="24"/>
+          <w:szCs w:val="24"/>
+          <w:bdr w:val="single" w:sz="2" w:space="0" w:color="E5E7EB" w:frame="1"/>
+          <w:lang w:eastAsia="bg-BG"/>
+        </w:rPr>
+        <w:t>Текст:</w:t>
+      </w:r>
+      <w:r>
+        <w:rPr>
+          <w:rFonts w:ascii="Segoe UI" w:eastAsia="Times New Roman" w:hAnsi="Segoe UI" w:cs="Segoe UI"/>
+          <w:sz w:val="24"/>
+          <w:szCs w:val="24"/>
+          <w:lang w:eastAsia="bg-BG"/>
+        </w:rPr>
+        <w:t> Създаден е интуитивен графичен интерфейс, достъпен през всеки съвременен уеб браузър. Потребителят може да контролира движението на платформата чрез виртуални бутони в реално време.</w:t>
+      </w:r>
+    </w:p>
+    <w:p>
+      <w:pPr>
+        <w:pBdr>
+          <w:top w:val="single" w:sz="2" w:space="0" w:color="E5E7EB"/>
+          <w:left w:val="single" w:sz="2" w:space="0" w:color="E5E7EB"/>
+          <w:bottom w:val="single" w:sz="2" w:space="0" w:color="E5E7EB"/>
+          <w:right w:val="single" w:sz="2" w:space="0" w:color="E5E7EB"/>
+        </w:pBdr>
+        <w:shd w:val="clear" w:color="auto" w:fill="FFFFFF"/>
+        <w:spacing w:before="288" w:after="144" w:line="240" w:lineRule="auto"/>
+        <w:outlineLvl w:val="2"/>
+        <w:rPr>
+          <w:rFonts w:ascii="Segoe UI" w:eastAsia="Times New Roman" w:hAnsi="Segoe UI" w:cs="Segoe UI"/>
+          <w:b/>
+          <w:bCs/>
+          <w:sz w:val="27"/>
+          <w:szCs w:val="27"/>
+          <w:lang w:eastAsia="bg-BG"/>
+        </w:rPr>
+      </w:pPr>
+      <w:r>
+        <w:rPr>
+          <w:rFonts w:ascii="Segoe UI" w:eastAsia="Times New Roman" w:hAnsi="Segoe UI" w:cs="Segoe UI"/>
+          <w:b/>
+          <w:bCs/>
+          <w:sz w:val="27"/>
+          <w:szCs w:val="27"/>
+          <w:lang w:eastAsia="bg-BG"/>
+        </w:rPr>
+        <w:t>Слайд 10: Алгоритъм на работа</w:t>
+      </w:r>
+    </w:p>
+    <w:p>
+      <w:pPr>
+        <w:pBdr>
+          <w:top w:val="single" w:sz="2" w:space="0" w:color="E5E7EB"/>
+          <w:left w:val="single" w:sz="2" w:space="0" w:color="E5E7EB"/>
+          <w:bottom w:val="single" w:sz="2" w:space="0" w:color="E5E7EB"/>
+          <w:right w:val="single" w:sz="2" w:space="0" w:color="E5E7EB"/>
+        </w:pBdr>
+        <w:shd w:val="clear" w:color="auto" w:fill="FFFFFF"/>
+        <w:spacing w:after="150" w:line="240" w:lineRule="auto"/>
+        <w:rPr>
+          <w:rFonts w:ascii="Segoe UI" w:eastAsia="Times New Roman" w:hAnsi="Segoe UI" w:cs="Segoe UI"/>
+          <w:sz w:val="24"/>
+          <w:szCs w:val="24"/>
+          <w:lang w:eastAsia="bg-BG"/>
+        </w:rPr>
+      </w:pPr>
+      <w:r>
+        <w:rPr>
+          <w:rFonts w:ascii="Segoe UI" w:eastAsia="Times New Roman" w:hAnsi="Segoe UI" w:cs="Segoe UI"/>
+          <w:b/>
+          <w:bCs/>
+          <w:sz w:val="24"/>
+          <w:szCs w:val="24"/>
+          <w:bdr w:val="single" w:sz="2" w:space="0" w:color="E5E7EB" w:frame="1"/>
+          <w:lang w:eastAsia="bg-BG"/>
+        </w:rPr>
+        <w:t>Текст:</w:t>
+      </w:r>
+      <w:r>
+        <w:rPr>
+          <w:rFonts w:ascii="Segoe UI" w:eastAsia="Times New Roman" w:hAnsi="Segoe UI" w:cs="Segoe UI"/>
+          <w:sz w:val="24"/>
+          <w:szCs w:val="24"/>
+          <w:lang w:eastAsia="bg-BG"/>
+        </w:rPr>
+        <w:t> Системата работи чрез приемане на HTTP заявки от браузъра, които сървърът преобразува в команди и изпраща към Bluetooth модула на робота. Arduino интерпретира тези команди и активира съответните задвижващи механизми.</w:t>
+      </w:r>
+    </w:p>
+    <w:p>
+      <w:pPr>
+        <w:pBdr>
+          <w:top w:val="single" w:sz="2" w:space="0" w:color="E5E7EB"/>
+          <w:left w:val="single" w:sz="2" w:space="0" w:color="E5E7EB"/>
+          <w:bottom w:val="single" w:sz="2" w:space="0" w:color="E5E7EB"/>
+          <w:right w:val="single" w:sz="2" w:space="0" w:color="E5E7EB"/>
+        </w:pBdr>
+        <w:shd w:val="clear" w:color="auto" w:fill="FFFFFF"/>
+        <w:spacing w:before="288" w:after="144" w:line="240" w:lineRule="auto"/>
+        <w:outlineLvl w:val="2"/>
+        <w:rPr>
+          <w:rFonts w:ascii="Segoe UI" w:eastAsia="Times New Roman" w:hAnsi="Segoe UI" w:cs="Segoe UI"/>
+          <w:b/>
+          <w:bCs/>
+          <w:sz w:val="27"/>
+          <w:szCs w:val="27"/>
+          <w:lang w:eastAsia="bg-BG"/>
+        </w:rPr>
+      </w:pPr>
+      <w:r>
+        <w:rPr>
+          <w:rFonts w:ascii="Segoe UI" w:eastAsia="Times New Roman" w:hAnsi="Segoe UI" w:cs="Segoe UI"/>
+          <w:b/>
+          <w:bCs/>
+          <w:sz w:val="27"/>
+          <w:szCs w:val="27"/>
+          <w:lang w:eastAsia="bg-BG"/>
+        </w:rPr>
+        <w:t>Слайд 11: Тестове и резултати</w:t>
+      </w:r>
+    </w:p>
+    <w:p>
+      <w:pPr>
+        <w:pBdr>
+          <w:top w:val="single" w:sz="2" w:space="0" w:color="E5E7EB"/>
+          <w:left w:val="single" w:sz="2" w:space="0" w:color="E5E7EB"/>
+          <w:bottom w:val="single" w:sz="2" w:space="0" w:color="E5E7EB"/>
+          <w:right w:val="single" w:sz="2" w:space="0" w:color="E5E7EB"/>
+        </w:pBdr>
+        <w:shd w:val="clear" w:color="auto" w:fill="FFFFFF"/>
+        <w:spacing w:after="150" w:line="240" w:lineRule="auto"/>
+        <w:rPr>
+          <w:rFonts w:ascii="Segoe UI" w:eastAsia="Times New Roman" w:hAnsi="Segoe UI" w:cs="Segoe UI"/>
+          <w:sz w:val="24"/>
+          <w:szCs w:val="24"/>
+          <w:lang w:eastAsia="bg-BG"/>
+        </w:rPr>
+      </w:pPr>
+      <w:r>
+        <w:rPr>
+          <w:rFonts w:ascii="Segoe UI" w:eastAsia="Times New Roman" w:hAnsi="Segoe UI" w:cs="Segoe UI"/>
+          <w:b/>
+          <w:bCs/>
+          <w:sz w:val="24"/>
+          <w:szCs w:val="24"/>
+          <w:bdr w:val="single" w:sz="2" w:space="0" w:color="E5E7EB" w:frame="1"/>
+          <w:lang w:eastAsia="bg-BG"/>
+        </w:rPr>
+        <w:t>Текст:</w:t>
+      </w:r>
+      <w:r>
+        <w:rPr>
+          <w:rFonts w:ascii="Segoe UI" w:eastAsia="Times New Roman" w:hAnsi="Segoe UI" w:cs="Segoe UI"/>
+          <w:sz w:val="24"/>
+          <w:szCs w:val="24"/>
+          <w:lang w:eastAsia="bg-BG"/>
+        </w:rPr>
+        <w:t> Проведените тестове потвърждават високата надеждност на системата и ниското времезакъснение при изпълнение на командите. Оценени са стабилността на връзката и издръжливостта на захранващия блок при натоварване.</w:t>
+      </w:r>
+    </w:p>
+    <w:p>
+      <w:pPr>
+        <w:pBdr>
+          <w:top w:val="single" w:sz="2" w:space="0" w:color="E5E7EB"/>
+          <w:left w:val="single" w:sz="2" w:space="0" w:color="E5E7EB"/>
+          <w:bottom w:val="single" w:sz="2" w:space="0" w:color="E5E7EB"/>
+          <w:right w:val="single" w:sz="2" w:space="0" w:color="E5E7EB"/>
+        </w:pBdr>
+        <w:shd w:val="clear" w:color="auto" w:fill="FFFFFF"/>
+        <w:spacing w:before="288" w:after="144" w:line="240" w:lineRule="auto"/>
+        <w:outlineLvl w:val="2"/>
+        <w:rPr>
+          <w:rFonts w:ascii="Segoe UI" w:eastAsia="Times New Roman" w:hAnsi="Segoe UI" w:cs="Segoe UI"/>
+          <w:b/>
+          <w:bCs/>
+          <w:sz w:val="27"/>
+          <w:szCs w:val="27"/>
+          <w:lang w:eastAsia="bg-BG"/>
+        </w:rPr>
+      </w:pPr>
       <w:r>
         <w:rPr>
           <w:rFonts w:ascii="Segoe UI" w:eastAsia="Times New Roman" w:hAnsi="Segoe UI" w:cs="Segoe UI"/>
@@ -855,10 +1016,7 @@
         <w:t> Проектът успешно демонстрира синергията между хардуерно проектиране и уеб технологии за дистанционно управление. Постигнатите резултати полагат основа за бъдещи подобрения като добавяне на сензори и видео стрийминг.</w:t>
       </w:r>
     </w:p>
-    <w:p>
-      <w:bookmarkStart w:id="0" w:name="_GoBack"/>
-      <w:bookmarkEnd w:id="0"/>
-    </w:p>
+    <w:p/>
     <w:sectPr>
       <w:pgSz w:w="11906" w:h="16838"/>
       <w:pgMar w:top="1417" w:right="1417" w:bottom="1417" w:left="1417" w:header="708" w:footer="708" w:gutter="0"/>
